--- a/informes/ejemplo-sector.docx
+++ b/informes/ejemplo-sector.docx
@@ -15710,6 +15710,46 @@
       <w:color w:val="1F3A5F"/>
       <w:sz w:val="23"/>
       <w:szCs w:val="23"/>
+    </w:rPr>
+  </w:style>
+  <w:style w:type="paragraph" w:styleId="Parte">
+    <w:name w:val="Parte"/>
+    <w:basedOn w:val="Normal"/>
+    <w:next w:val="Normal"/>
+    <w:pPr>
+      <w:keepNext/>
+      <w:pBdr>
+        <w:bottom w:val="single" w:color="2A78D6" w:sz="12" w:space="6"/>
+      </w:pBdr>
+      <w:spacing w:after="400" w:before="2400"/>
+      <w:outlineLvl w:val="0"/>
+    </w:pPr>
+    <w:rPr>
+      <w:rFonts w:ascii="Calibri" w:cs="Calibri" w:eastAsia="Calibri" w:hAnsi="Calibri"/>
+      <w:b/>
+      <w:bCs/>
+      <w:color w:val="2A78D6"/>
+      <w:sz w:val="40"/>
+      <w:szCs w:val="40"/>
+    </w:rPr>
+  </w:style>
+  <w:style w:type="paragraph" w:styleId="Aviso">
+    <w:name w:val="Aviso"/>
+    <w:basedOn w:val="Normal"/>
+    <w:next w:val="Normal"/>
+    <w:pPr>
+      <w:pBdr>
+        <w:left w:val="single" w:color="D9772E" w:sz="24" w:space="8"/>
+      </w:pBdr>
+      <w:spacing w:after="200" w:before="120"/>
+      <w:ind w:left="200"/>
+    </w:pPr>
+    <w:rPr>
+      <w:b/>
+      <w:bCs/>
+      <w:color w:val="A3470F"/>
+      <w:sz w:val="19"/>
+      <w:szCs w:val="19"/>
     </w:rPr>
   </w:style>
   <w:style w:type="paragraph" w:styleId="Confianza">

--- a/informes/ejemplo-sector.docx
+++ b/informes/ejemplo-sector.docx
@@ -1684,7 +1684,7 @@
                 <w:sz w:val="16"/>
                 <w:szCs w:val="16"/>
               </w:rPr>
-              <w:t xml:space="preserve">n.d.</w:t>
+              <w:t xml:space="preserve">–</w:t>
             </w:r>
           </w:p>
         </w:tc>
@@ -15757,6 +15757,7 @@
     <w:basedOn w:val="Normal"/>
     <w:next w:val="Normal"/>
     <w:pPr>
+      <w:keepNext/>
       <w:spacing w:after="160" w:before="0"/>
     </w:pPr>
     <w:rPr>

--- a/informes/ejemplo-sector.docx
+++ b/informes/ejemplo-sector.docx
@@ -1391,6 +1391,7 @@
           </w:tcPr>
           <w:p>
             <w:pPr>
+              <w:keepNext/>
               <w:spacing w:after="0" w:before="0"/>
               <w:jc w:val="left"/>
             </w:pPr>
@@ -1426,6 +1427,7 @@
           </w:tcPr>
           <w:p>
             <w:pPr>
+              <w:keepNext/>
               <w:spacing w:after="0" w:before="0"/>
               <w:jc w:val="right"/>
             </w:pPr>
@@ -1461,6 +1463,7 @@
           </w:tcPr>
           <w:p>
             <w:pPr>
+              <w:keepNext/>
               <w:spacing w:after="0" w:before="0"/>
               <w:jc w:val="center"/>
             </w:pPr>
@@ -1496,6 +1499,7 @@
           </w:tcPr>
           <w:p>
             <w:pPr>
+              <w:keepNext/>
               <w:spacing w:after="0" w:before="0"/>
               <w:jc w:val="right"/>
             </w:pPr>
@@ -1531,6 +1535,7 @@
           </w:tcPr>
           <w:p>
             <w:pPr>
+              <w:keepNext/>
               <w:spacing w:after="0" w:before="0"/>
               <w:jc w:val="left"/>
             </w:pPr>
@@ -1570,6 +1575,7 @@
           </w:tcPr>
           <w:p>
             <w:pPr>
+              <w:keepNext/>
               <w:spacing w:after="0" w:before="0"/>
               <w:jc w:val="left"/>
             </w:pPr>
@@ -1604,6 +1610,7 @@
           </w:tcPr>
           <w:p>
             <w:pPr>
+              <w:keepNext/>
               <w:spacing w:after="0" w:before="0"/>
               <w:jc w:val="right"/>
             </w:pPr>
@@ -1638,6 +1645,7 @@
           </w:tcPr>
           <w:p>
             <w:pPr>
+              <w:keepNext/>
               <w:spacing w:after="0" w:before="0"/>
               <w:jc w:val="center"/>
             </w:pPr>
@@ -1672,6 +1680,7 @@
           </w:tcPr>
           <w:p>
             <w:pPr>
+              <w:keepNext/>
               <w:spacing w:after="0" w:before="0"/>
               <w:jc w:val="right"/>
             </w:pPr>
@@ -1706,6 +1715,7 @@
           </w:tcPr>
           <w:p>
             <w:pPr>
+              <w:keepNext/>
               <w:spacing w:after="0" w:before="0"/>
               <w:jc w:val="left"/>
             </w:pPr>
@@ -1745,6 +1755,7 @@
           </w:tcPr>
           <w:p>
             <w:pPr>
+              <w:keepNext/>
               <w:spacing w:after="0" w:before="0"/>
               <w:jc w:val="left"/>
             </w:pPr>
@@ -1779,6 +1790,7 @@
           </w:tcPr>
           <w:p>
             <w:pPr>
+              <w:keepNext/>
               <w:spacing w:after="0" w:before="0"/>
               <w:jc w:val="right"/>
             </w:pPr>
@@ -1813,6 +1825,7 @@
           </w:tcPr>
           <w:p>
             <w:pPr>
+              <w:keepNext/>
               <w:spacing w:after="0" w:before="0"/>
               <w:jc w:val="center"/>
             </w:pPr>
@@ -1847,6 +1860,7 @@
           </w:tcPr>
           <w:p>
             <w:pPr>
+              <w:keepNext/>
               <w:spacing w:after="0" w:before="0"/>
               <w:jc w:val="right"/>
             </w:pPr>
@@ -1881,6 +1895,7 @@
           </w:tcPr>
           <w:p>
             <w:pPr>
+              <w:keepNext/>
               <w:spacing w:after="0" w:before="0"/>
               <w:jc w:val="left"/>
             </w:pPr>
@@ -2146,6 +2161,7 @@
           </w:tcPr>
           <w:p>
             <w:pPr>
+              <w:keepNext/>
               <w:spacing w:after="0" w:before="0"/>
               <w:jc w:val="left"/>
             </w:pPr>
@@ -2181,6 +2197,7 @@
           </w:tcPr>
           <w:p>
             <w:pPr>
+              <w:keepNext/>
               <w:spacing w:after="0" w:before="0"/>
               <w:jc w:val="right"/>
             </w:pPr>
@@ -2216,6 +2233,7 @@
           </w:tcPr>
           <w:p>
             <w:pPr>
+              <w:keepNext/>
               <w:spacing w:after="0" w:before="0"/>
               <w:jc w:val="right"/>
             </w:pPr>
@@ -2251,6 +2269,7 @@
           </w:tcPr>
           <w:p>
             <w:pPr>
+              <w:keepNext/>
               <w:spacing w:after="0" w:before="0"/>
               <w:jc w:val="left"/>
             </w:pPr>
@@ -2290,6 +2309,7 @@
           </w:tcPr>
           <w:p>
             <w:pPr>
+              <w:keepNext/>
               <w:spacing w:after="0" w:before="0"/>
               <w:jc w:val="left"/>
             </w:pPr>
@@ -2324,6 +2344,7 @@
           </w:tcPr>
           <w:p>
             <w:pPr>
+              <w:keepNext/>
               <w:spacing w:after="0" w:before="0"/>
               <w:jc w:val="right"/>
             </w:pPr>
@@ -2358,6 +2379,7 @@
           </w:tcPr>
           <w:p>
             <w:pPr>
+              <w:keepNext/>
               <w:spacing w:after="0" w:before="0"/>
               <w:jc w:val="right"/>
             </w:pPr>
@@ -2392,6 +2414,7 @@
           </w:tcPr>
           <w:p>
             <w:pPr>
+              <w:keepNext/>
               <w:spacing w:after="0" w:before="0"/>
               <w:jc w:val="left"/>
             </w:pPr>
@@ -2431,6 +2454,7 @@
           </w:tcPr>
           <w:p>
             <w:pPr>
+              <w:keepNext/>
               <w:spacing w:after="0" w:before="0"/>
               <w:jc w:val="left"/>
             </w:pPr>
@@ -2465,6 +2489,7 @@
           </w:tcPr>
           <w:p>
             <w:pPr>
+              <w:keepNext/>
               <w:spacing w:after="0" w:before="0"/>
               <w:jc w:val="right"/>
             </w:pPr>
@@ -2499,6 +2524,7 @@
           </w:tcPr>
           <w:p>
             <w:pPr>
+              <w:keepNext/>
               <w:spacing w:after="0" w:before="0"/>
               <w:jc w:val="right"/>
             </w:pPr>
@@ -2533,6 +2559,7 @@
           </w:tcPr>
           <w:p>
             <w:pPr>
+              <w:keepNext/>
               <w:spacing w:after="0" w:before="0"/>
               <w:jc w:val="left"/>
             </w:pPr>
@@ -2572,6 +2599,7 @@
           </w:tcPr>
           <w:p>
             <w:pPr>
+              <w:keepNext/>
               <w:spacing w:after="0" w:before="0"/>
               <w:jc w:val="left"/>
             </w:pPr>
@@ -2606,6 +2634,7 @@
           </w:tcPr>
           <w:p>
             <w:pPr>
+              <w:keepNext/>
               <w:spacing w:after="0" w:before="0"/>
               <w:jc w:val="right"/>
             </w:pPr>
@@ -2640,6 +2669,7 @@
           </w:tcPr>
           <w:p>
             <w:pPr>
+              <w:keepNext/>
               <w:spacing w:after="0" w:before="0"/>
               <w:jc w:val="right"/>
             </w:pPr>
@@ -2674,6 +2704,7 @@
           </w:tcPr>
           <w:p>
             <w:pPr>
+              <w:keepNext/>
               <w:spacing w:after="0" w:before="0"/>
               <w:jc w:val="left"/>
             </w:pPr>
@@ -2980,6 +3011,7 @@
           </w:tcPr>
           <w:p>
             <w:pPr>
+              <w:keepNext/>
               <w:spacing w:after="0" w:before="0"/>
               <w:jc w:val="center"/>
             </w:pPr>
@@ -3015,6 +3047,7 @@
           </w:tcPr>
           <w:p>
             <w:pPr>
+              <w:keepNext/>
               <w:spacing w:after="0" w:before="0"/>
               <w:jc w:val="left"/>
             </w:pPr>
@@ -3050,6 +3083,7 @@
           </w:tcPr>
           <w:p>
             <w:pPr>
+              <w:keepNext/>
               <w:spacing w:after="0" w:before="0"/>
               <w:jc w:val="left"/>
             </w:pPr>
@@ -3085,6 +3119,7 @@
           </w:tcPr>
           <w:p>
             <w:pPr>
+              <w:keepNext/>
               <w:spacing w:after="0" w:before="0"/>
               <w:jc w:val="right"/>
             </w:pPr>
@@ -3120,6 +3155,7 @@
           </w:tcPr>
           <w:p>
             <w:pPr>
+              <w:keepNext/>
               <w:spacing w:after="0" w:before="0"/>
               <w:jc w:val="left"/>
             </w:pPr>
@@ -3159,6 +3195,7 @@
           </w:tcPr>
           <w:p>
             <w:pPr>
+              <w:keepNext/>
               <w:spacing w:after="0" w:before="0"/>
               <w:jc w:val="center"/>
             </w:pPr>
@@ -3193,6 +3230,7 @@
           </w:tcPr>
           <w:p>
             <w:pPr>
+              <w:keepNext/>
               <w:spacing w:after="0" w:before="0"/>
               <w:jc w:val="left"/>
             </w:pPr>
@@ -3227,6 +3265,7 @@
           </w:tcPr>
           <w:p>
             <w:pPr>
+              <w:keepNext/>
               <w:spacing w:after="0" w:before="0"/>
               <w:jc w:val="left"/>
             </w:pPr>
@@ -3261,6 +3300,7 @@
           </w:tcPr>
           <w:p>
             <w:pPr>
+              <w:keepNext/>
               <w:spacing w:after="0" w:before="0"/>
               <w:jc w:val="right"/>
             </w:pPr>
@@ -3295,6 +3335,7 @@
           </w:tcPr>
           <w:p>
             <w:pPr>
+              <w:keepNext/>
               <w:spacing w:after="0" w:before="0"/>
               <w:jc w:val="left"/>
             </w:pPr>
@@ -3334,6 +3375,7 @@
           </w:tcPr>
           <w:p>
             <w:pPr>
+              <w:keepNext/>
               <w:spacing w:after="0" w:before="0"/>
               <w:jc w:val="center"/>
             </w:pPr>
@@ -3368,6 +3410,7 @@
           </w:tcPr>
           <w:p>
             <w:pPr>
+              <w:keepNext/>
               <w:spacing w:after="0" w:before="0"/>
               <w:jc w:val="left"/>
             </w:pPr>
@@ -3402,6 +3445,7 @@
           </w:tcPr>
           <w:p>
             <w:pPr>
+              <w:keepNext/>
               <w:spacing w:after="0" w:before="0"/>
               <w:jc w:val="left"/>
             </w:pPr>
@@ -3436,6 +3480,7 @@
           </w:tcPr>
           <w:p>
             <w:pPr>
+              <w:keepNext/>
               <w:spacing w:after="0" w:before="0"/>
               <w:jc w:val="right"/>
             </w:pPr>
@@ -3470,6 +3515,7 @@
           </w:tcPr>
           <w:p>
             <w:pPr>
+              <w:keepNext/>
               <w:spacing w:after="0" w:before="0"/>
               <w:jc w:val="left"/>
             </w:pPr>
@@ -3509,6 +3555,7 @@
           </w:tcPr>
           <w:p>
             <w:pPr>
+              <w:keepNext/>
               <w:spacing w:after="0" w:before="0"/>
               <w:jc w:val="center"/>
             </w:pPr>
@@ -3543,6 +3590,7 @@
           </w:tcPr>
           <w:p>
             <w:pPr>
+              <w:keepNext/>
               <w:spacing w:after="0" w:before="0"/>
               <w:jc w:val="left"/>
             </w:pPr>
@@ -3577,6 +3625,7 @@
           </w:tcPr>
           <w:p>
             <w:pPr>
+              <w:keepNext/>
               <w:spacing w:after="0" w:before="0"/>
               <w:jc w:val="left"/>
             </w:pPr>
@@ -3611,6 +3660,7 @@
           </w:tcPr>
           <w:p>
             <w:pPr>
+              <w:keepNext/>
               <w:spacing w:after="0" w:before="0"/>
               <w:jc w:val="right"/>
             </w:pPr>
@@ -3645,6 +3695,7 @@
           </w:tcPr>
           <w:p>
             <w:pPr>
+              <w:keepNext/>
               <w:spacing w:after="0" w:before="0"/>
               <w:jc w:val="left"/>
             </w:pPr>
@@ -3932,6 +3983,7 @@
           </w:tcPr>
           <w:p>
             <w:pPr>
+              <w:keepNext/>
               <w:spacing w:after="0" w:before="0"/>
               <w:jc w:val="left"/>
             </w:pPr>
@@ -3967,6 +4019,7 @@
           </w:tcPr>
           <w:p>
             <w:pPr>
+              <w:keepNext/>
               <w:spacing w:after="0" w:before="0"/>
               <w:jc w:val="center"/>
             </w:pPr>
@@ -4002,6 +4055,7 @@
           </w:tcPr>
           <w:p>
             <w:pPr>
+              <w:keepNext/>
               <w:spacing w:after="0" w:before="0"/>
               <w:jc w:val="left"/>
             </w:pPr>
@@ -4037,6 +4091,7 @@
           </w:tcPr>
           <w:p>
             <w:pPr>
+              <w:keepNext/>
               <w:spacing w:after="0" w:before="0"/>
               <w:jc w:val="left"/>
             </w:pPr>
@@ -4076,6 +4131,7 @@
           </w:tcPr>
           <w:p>
             <w:pPr>
+              <w:keepNext/>
               <w:spacing w:after="0" w:before="0"/>
               <w:jc w:val="left"/>
             </w:pPr>
@@ -4110,6 +4166,7 @@
           </w:tcPr>
           <w:p>
             <w:pPr>
+              <w:keepNext/>
               <w:spacing w:after="0" w:before="0"/>
               <w:jc w:val="center"/>
             </w:pPr>
@@ -4144,6 +4201,7 @@
           </w:tcPr>
           <w:p>
             <w:pPr>
+              <w:keepNext/>
               <w:spacing w:after="0" w:before="0"/>
               <w:jc w:val="left"/>
             </w:pPr>
@@ -4178,6 +4236,7 @@
           </w:tcPr>
           <w:p>
             <w:pPr>
+              <w:keepNext/>
               <w:spacing w:after="0" w:before="0"/>
               <w:jc w:val="left"/>
             </w:pPr>
@@ -4217,6 +4276,7 @@
           </w:tcPr>
           <w:p>
             <w:pPr>
+              <w:keepNext/>
               <w:spacing w:after="0" w:before="0"/>
               <w:jc w:val="left"/>
             </w:pPr>
@@ -4251,6 +4311,7 @@
           </w:tcPr>
           <w:p>
             <w:pPr>
+              <w:keepNext/>
               <w:spacing w:after="0" w:before="0"/>
               <w:jc w:val="center"/>
             </w:pPr>
@@ -4285,6 +4346,7 @@
           </w:tcPr>
           <w:p>
             <w:pPr>
+              <w:keepNext/>
               <w:spacing w:after="0" w:before="0"/>
               <w:jc w:val="left"/>
             </w:pPr>
@@ -4319,6 +4381,7 @@
           </w:tcPr>
           <w:p>
             <w:pPr>
+              <w:keepNext/>
               <w:spacing w:after="0" w:before="0"/>
               <w:jc w:val="left"/>
             </w:pPr>
@@ -4358,6 +4421,7 @@
           </w:tcPr>
           <w:p>
             <w:pPr>
+              <w:keepNext/>
               <w:spacing w:after="0" w:before="0"/>
               <w:jc w:val="left"/>
             </w:pPr>
@@ -4392,6 +4456,7 @@
           </w:tcPr>
           <w:p>
             <w:pPr>
+              <w:keepNext/>
               <w:spacing w:after="0" w:before="0"/>
               <w:jc w:val="center"/>
             </w:pPr>
@@ -4426,6 +4491,7 @@
           </w:tcPr>
           <w:p>
             <w:pPr>
+              <w:keepNext/>
               <w:spacing w:after="0" w:before="0"/>
               <w:jc w:val="left"/>
             </w:pPr>
@@ -4460,6 +4526,7 @@
           </w:tcPr>
           <w:p>
             <w:pPr>
+              <w:keepNext/>
               <w:spacing w:after="0" w:before="0"/>
               <w:jc w:val="left"/>
             </w:pPr>
@@ -5001,6 +5068,7 @@
           </w:tcPr>
           <w:p>
             <w:pPr>
+              <w:keepNext/>
               <w:spacing w:after="0" w:before="0"/>
               <w:jc w:val="left"/>
             </w:pPr>
@@ -5036,6 +5104,7 @@
           </w:tcPr>
           <w:p>
             <w:pPr>
+              <w:keepNext/>
               <w:spacing w:after="0" w:before="0"/>
               <w:jc w:val="right"/>
             </w:pPr>
@@ -5071,6 +5140,7 @@
           </w:tcPr>
           <w:p>
             <w:pPr>
+              <w:keepNext/>
               <w:spacing w:after="0" w:before="0"/>
               <w:jc w:val="left"/>
             </w:pPr>
@@ -5106,6 +5176,7 @@
           </w:tcPr>
           <w:p>
             <w:pPr>
+              <w:keepNext/>
               <w:spacing w:after="0" w:before="0"/>
               <w:jc w:val="left"/>
             </w:pPr>
@@ -5145,6 +5216,7 @@
           </w:tcPr>
           <w:p>
             <w:pPr>
+              <w:keepNext/>
               <w:spacing w:after="0" w:before="0"/>
               <w:jc w:val="left"/>
             </w:pPr>
@@ -5179,6 +5251,7 @@
           </w:tcPr>
           <w:p>
             <w:pPr>
+              <w:keepNext/>
               <w:spacing w:after="0" w:before="0"/>
               <w:jc w:val="right"/>
             </w:pPr>
@@ -5213,6 +5286,7 @@
           </w:tcPr>
           <w:p>
             <w:pPr>
+              <w:keepNext/>
               <w:spacing w:after="0" w:before="0"/>
               <w:jc w:val="left"/>
             </w:pPr>
@@ -5247,6 +5321,7 @@
           </w:tcPr>
           <w:p>
             <w:pPr>
+              <w:keepNext/>
               <w:spacing w:after="0" w:before="0"/>
               <w:jc w:val="left"/>
             </w:pPr>
@@ -5286,6 +5361,7 @@
           </w:tcPr>
           <w:p>
             <w:pPr>
+              <w:keepNext/>
               <w:spacing w:after="0" w:before="0"/>
               <w:jc w:val="left"/>
             </w:pPr>
@@ -5320,6 +5396,7 @@
           </w:tcPr>
           <w:p>
             <w:pPr>
+              <w:keepNext/>
               <w:spacing w:after="0" w:before="0"/>
               <w:jc w:val="right"/>
             </w:pPr>
@@ -5354,6 +5431,7 @@
           </w:tcPr>
           <w:p>
             <w:pPr>
+              <w:keepNext/>
               <w:spacing w:after="0" w:before="0"/>
               <w:jc w:val="left"/>
             </w:pPr>
@@ -5388,6 +5466,7 @@
           </w:tcPr>
           <w:p>
             <w:pPr>
+              <w:keepNext/>
               <w:spacing w:after="0" w:before="0"/>
               <w:jc w:val="left"/>
             </w:pPr>
@@ -5427,6 +5506,7 @@
           </w:tcPr>
           <w:p>
             <w:pPr>
+              <w:keepNext/>
               <w:spacing w:after="0" w:before="0"/>
               <w:jc w:val="left"/>
             </w:pPr>
@@ -5461,6 +5541,7 @@
           </w:tcPr>
           <w:p>
             <w:pPr>
+              <w:keepNext/>
               <w:spacing w:after="0" w:before="0"/>
               <w:jc w:val="right"/>
             </w:pPr>
@@ -5495,6 +5576,7 @@
           </w:tcPr>
           <w:p>
             <w:pPr>
+              <w:keepNext/>
               <w:spacing w:after="0" w:before="0"/>
               <w:jc w:val="left"/>
             </w:pPr>
@@ -5529,6 +5611,7 @@
           </w:tcPr>
           <w:p>
             <w:pPr>
+              <w:keepNext/>
               <w:spacing w:after="0" w:before="0"/>
               <w:jc w:val="left"/>
             </w:pPr>
@@ -5568,6 +5651,7 @@
           </w:tcPr>
           <w:p>
             <w:pPr>
+              <w:keepNext/>
               <w:spacing w:after="0" w:before="0"/>
               <w:jc w:val="left"/>
             </w:pPr>
@@ -5602,6 +5686,7 @@
           </w:tcPr>
           <w:p>
             <w:pPr>
+              <w:keepNext/>
               <w:spacing w:after="0" w:before="0"/>
               <w:jc w:val="right"/>
             </w:pPr>
@@ -5636,6 +5721,7 @@
           </w:tcPr>
           <w:p>
             <w:pPr>
+              <w:keepNext/>
               <w:spacing w:after="0" w:before="0"/>
               <w:jc w:val="left"/>
             </w:pPr>
@@ -5670,6 +5756,7 @@
           </w:tcPr>
           <w:p>
             <w:pPr>
+              <w:keepNext/>
               <w:spacing w:after="0" w:before="0"/>
               <w:jc w:val="left"/>
             </w:pPr>
@@ -5968,6 +6055,7 @@
           </w:tcPr>
           <w:p>
             <w:pPr>
+              <w:keepNext/>
               <w:spacing w:after="0" w:before="0"/>
               <w:jc w:val="left"/>
             </w:pPr>
@@ -6003,6 +6091,7 @@
           </w:tcPr>
           <w:p>
             <w:pPr>
+              <w:keepNext/>
               <w:spacing w:after="0" w:before="0"/>
               <w:jc w:val="center"/>
             </w:pPr>
@@ -6038,6 +6127,7 @@
           </w:tcPr>
           <w:p>
             <w:pPr>
+              <w:keepNext/>
               <w:spacing w:after="0" w:before="0"/>
               <w:jc w:val="left"/>
             </w:pPr>
@@ -6077,6 +6167,7 @@
           </w:tcPr>
           <w:p>
             <w:pPr>
+              <w:keepNext/>
               <w:spacing w:after="0" w:before="0"/>
               <w:jc w:val="left"/>
             </w:pPr>
@@ -6111,6 +6202,7 @@
           </w:tcPr>
           <w:p>
             <w:pPr>
+              <w:keepNext/>
               <w:spacing w:after="0" w:before="0"/>
               <w:jc w:val="center"/>
             </w:pPr>
@@ -6145,6 +6237,7 @@
           </w:tcPr>
           <w:p>
             <w:pPr>
+              <w:keepNext/>
               <w:spacing w:after="0" w:before="0"/>
               <w:jc w:val="left"/>
             </w:pPr>
@@ -6184,6 +6277,7 @@
           </w:tcPr>
           <w:p>
             <w:pPr>
+              <w:keepNext/>
               <w:spacing w:after="0" w:before="0"/>
               <w:jc w:val="left"/>
             </w:pPr>
@@ -6218,6 +6312,7 @@
           </w:tcPr>
           <w:p>
             <w:pPr>
+              <w:keepNext/>
               <w:spacing w:after="0" w:before="0"/>
               <w:jc w:val="center"/>
             </w:pPr>
@@ -6252,6 +6347,7 @@
           </w:tcPr>
           <w:p>
             <w:pPr>
+              <w:keepNext/>
               <w:spacing w:after="0" w:before="0"/>
               <w:jc w:val="left"/>
             </w:pPr>
@@ -6291,6 +6387,7 @@
           </w:tcPr>
           <w:p>
             <w:pPr>
+              <w:keepNext/>
               <w:spacing w:after="0" w:before="0"/>
               <w:jc w:val="left"/>
             </w:pPr>
@@ -6325,6 +6422,7 @@
           </w:tcPr>
           <w:p>
             <w:pPr>
+              <w:keepNext/>
               <w:spacing w:after="0" w:before="0"/>
               <w:jc w:val="center"/>
             </w:pPr>
@@ -6359,6 +6457,7 @@
           </w:tcPr>
           <w:p>
             <w:pPr>
+              <w:keepNext/>
               <w:spacing w:after="0" w:before="0"/>
               <w:jc w:val="left"/>
             </w:pPr>
@@ -6398,6 +6497,7 @@
           </w:tcPr>
           <w:p>
             <w:pPr>
+              <w:keepNext/>
               <w:spacing w:after="0" w:before="0"/>
               <w:jc w:val="left"/>
             </w:pPr>
@@ -6432,6 +6532,7 @@
           </w:tcPr>
           <w:p>
             <w:pPr>
+              <w:keepNext/>
               <w:spacing w:after="0" w:before="0"/>
               <w:jc w:val="center"/>
             </w:pPr>
@@ -6466,6 +6567,7 @@
           </w:tcPr>
           <w:p>
             <w:pPr>
+              <w:keepNext/>
               <w:spacing w:after="0" w:before="0"/>
               <w:jc w:val="left"/>
             </w:pPr>
@@ -6663,6 +6765,7 @@
           </w:tcPr>
           <w:p>
             <w:pPr>
+              <w:keepNext/>
               <w:spacing w:after="0" w:before="0"/>
               <w:jc w:val="left"/>
             </w:pPr>
@@ -6698,6 +6801,7 @@
           </w:tcPr>
           <w:p>
             <w:pPr>
+              <w:keepNext/>
               <w:spacing w:after="0" w:before="0"/>
               <w:jc w:val="right"/>
             </w:pPr>
@@ -6733,6 +6837,7 @@
           </w:tcPr>
           <w:p>
             <w:pPr>
+              <w:keepNext/>
               <w:spacing w:after="0" w:before="0"/>
               <w:jc w:val="right"/>
             </w:pPr>
@@ -6768,6 +6873,7 @@
           </w:tcPr>
           <w:p>
             <w:pPr>
+              <w:keepNext/>
               <w:spacing w:after="0" w:before="0"/>
               <w:jc w:val="left"/>
             </w:pPr>
@@ -6807,6 +6913,7 @@
           </w:tcPr>
           <w:p>
             <w:pPr>
+              <w:keepNext/>
               <w:spacing w:after="0" w:before="0"/>
               <w:jc w:val="left"/>
             </w:pPr>
@@ -6841,6 +6948,7 @@
           </w:tcPr>
           <w:p>
             <w:pPr>
+              <w:keepNext/>
               <w:spacing w:after="0" w:before="0"/>
               <w:jc w:val="right"/>
             </w:pPr>
@@ -6875,6 +6983,7 @@
           </w:tcPr>
           <w:p>
             <w:pPr>
+              <w:keepNext/>
               <w:spacing w:after="0" w:before="0"/>
               <w:jc w:val="right"/>
             </w:pPr>
@@ -6909,6 +7018,7 @@
           </w:tcPr>
           <w:p>
             <w:pPr>
+              <w:keepNext/>
               <w:spacing w:after="0" w:before="0"/>
               <w:jc w:val="left"/>
             </w:pPr>
@@ -6948,6 +7058,7 @@
           </w:tcPr>
           <w:p>
             <w:pPr>
+              <w:keepNext/>
               <w:spacing w:after="0" w:before="0"/>
               <w:jc w:val="left"/>
             </w:pPr>
@@ -6982,6 +7093,7 @@
           </w:tcPr>
           <w:p>
             <w:pPr>
+              <w:keepNext/>
               <w:spacing w:after="0" w:before="0"/>
               <w:jc w:val="right"/>
             </w:pPr>
@@ -7016,6 +7128,7 @@
           </w:tcPr>
           <w:p>
             <w:pPr>
+              <w:keepNext/>
               <w:spacing w:after="0" w:before="0"/>
               <w:jc w:val="right"/>
             </w:pPr>
@@ -7050,6 +7163,7 @@
           </w:tcPr>
           <w:p>
             <w:pPr>
+              <w:keepNext/>
               <w:spacing w:after="0" w:before="0"/>
               <w:jc w:val="left"/>
             </w:pPr>
@@ -7089,6 +7203,7 @@
           </w:tcPr>
           <w:p>
             <w:pPr>
+              <w:keepNext/>
               <w:spacing w:after="0" w:before="0"/>
               <w:jc w:val="left"/>
             </w:pPr>
@@ -7123,6 +7238,7 @@
           </w:tcPr>
           <w:p>
             <w:pPr>
+              <w:keepNext/>
               <w:spacing w:after="0" w:before="0"/>
               <w:jc w:val="right"/>
             </w:pPr>
@@ -7157,6 +7273,7 @@
           </w:tcPr>
           <w:p>
             <w:pPr>
+              <w:keepNext/>
               <w:spacing w:after="0" w:before="0"/>
               <w:jc w:val="right"/>
             </w:pPr>
@@ -7191,6 +7308,7 @@
           </w:tcPr>
           <w:p>
             <w:pPr>
+              <w:keepNext/>
               <w:spacing w:after="0" w:before="0"/>
               <w:jc w:val="left"/>
             </w:pPr>
@@ -7230,6 +7348,7 @@
           </w:tcPr>
           <w:p>
             <w:pPr>
+              <w:keepNext/>
               <w:spacing w:after="0" w:before="0"/>
               <w:jc w:val="left"/>
             </w:pPr>
@@ -7264,6 +7383,7 @@
           </w:tcPr>
           <w:p>
             <w:pPr>
+              <w:keepNext/>
               <w:spacing w:after="0" w:before="0"/>
               <w:jc w:val="right"/>
             </w:pPr>
@@ -7298,6 +7418,7 @@
           </w:tcPr>
           <w:p>
             <w:pPr>
+              <w:keepNext/>
               <w:spacing w:after="0" w:before="0"/>
               <w:jc w:val="right"/>
             </w:pPr>
@@ -7332,6 +7453,7 @@
           </w:tcPr>
           <w:p>
             <w:pPr>
+              <w:keepNext/>
               <w:spacing w:after="0" w:before="0"/>
               <w:jc w:val="left"/>
             </w:pPr>
@@ -7607,6 +7729,7 @@
           </w:tcPr>
           <w:p>
             <w:pPr>
+              <w:keepNext/>
               <w:spacing w:after="0" w:before="0"/>
               <w:jc w:val="left"/>
             </w:pPr>
@@ -7642,6 +7765,7 @@
           </w:tcPr>
           <w:p>
             <w:pPr>
+              <w:keepNext/>
               <w:spacing w:after="0" w:before="0"/>
               <w:jc w:val="left"/>
             </w:pPr>
@@ -7677,6 +7801,7 @@
           </w:tcPr>
           <w:p>
             <w:pPr>
+              <w:keepNext/>
               <w:spacing w:after="0" w:before="0"/>
               <w:jc w:val="left"/>
             </w:pPr>
@@ -7716,6 +7841,7 @@
           </w:tcPr>
           <w:p>
             <w:pPr>
+              <w:keepNext/>
               <w:spacing w:after="0" w:before="0"/>
               <w:jc w:val="left"/>
             </w:pPr>
@@ -7750,6 +7876,7 @@
           </w:tcPr>
           <w:p>
             <w:pPr>
+              <w:keepNext/>
               <w:spacing w:after="0" w:before="0"/>
               <w:jc w:val="left"/>
             </w:pPr>
@@ -7784,6 +7911,7 @@
           </w:tcPr>
           <w:p>
             <w:pPr>
+              <w:keepNext/>
               <w:spacing w:after="0" w:before="0"/>
               <w:jc w:val="left"/>
             </w:pPr>
@@ -7823,6 +7951,7 @@
           </w:tcPr>
           <w:p>
             <w:pPr>
+              <w:keepNext/>
               <w:spacing w:after="0" w:before="0"/>
               <w:jc w:val="left"/>
             </w:pPr>
@@ -7857,6 +7986,7 @@
           </w:tcPr>
           <w:p>
             <w:pPr>
+              <w:keepNext/>
               <w:spacing w:after="0" w:before="0"/>
               <w:jc w:val="left"/>
             </w:pPr>
@@ -7891,6 +8021,7 @@
           </w:tcPr>
           <w:p>
             <w:pPr>
+              <w:keepNext/>
               <w:spacing w:after="0" w:before="0"/>
               <w:jc w:val="left"/>
             </w:pPr>
@@ -8104,6 +8235,7 @@
           </w:tcPr>
           <w:p>
             <w:pPr>
+              <w:keepNext/>
               <w:spacing w:after="0" w:before="0"/>
               <w:jc w:val="left"/>
             </w:pPr>
@@ -8139,6 +8271,7 @@
           </w:tcPr>
           <w:p>
             <w:pPr>
+              <w:keepNext/>
               <w:spacing w:after="0" w:before="0"/>
               <w:jc w:val="left"/>
             </w:pPr>
@@ -8174,6 +8307,7 @@
           </w:tcPr>
           <w:p>
             <w:pPr>
+              <w:keepNext/>
               <w:spacing w:after="0" w:before="0"/>
               <w:jc w:val="left"/>
             </w:pPr>
@@ -8209,6 +8343,7 @@
           </w:tcPr>
           <w:p>
             <w:pPr>
+              <w:keepNext/>
               <w:spacing w:after="0" w:before="0"/>
               <w:jc w:val="left"/>
             </w:pPr>
@@ -8248,6 +8383,7 @@
           </w:tcPr>
           <w:p>
             <w:pPr>
+              <w:keepNext/>
               <w:spacing w:after="0" w:before="0"/>
               <w:jc w:val="left"/>
             </w:pPr>
@@ -8282,6 +8418,7 @@
           </w:tcPr>
           <w:p>
             <w:pPr>
+              <w:keepNext/>
               <w:spacing w:after="0" w:before="0"/>
               <w:jc w:val="left"/>
             </w:pPr>
@@ -8316,6 +8453,7 @@
           </w:tcPr>
           <w:p>
             <w:pPr>
+              <w:keepNext/>
               <w:spacing w:after="0" w:before="0"/>
               <w:jc w:val="left"/>
             </w:pPr>
@@ -8350,6 +8488,7 @@
           </w:tcPr>
           <w:p>
             <w:pPr>
+              <w:keepNext/>
               <w:spacing w:after="0" w:before="0"/>
               <w:jc w:val="left"/>
             </w:pPr>
@@ -8574,6 +8713,7 @@
           </w:tcPr>
           <w:p>
             <w:pPr>
+              <w:keepNext/>
               <w:spacing w:after="0" w:before="0"/>
               <w:jc w:val="left"/>
             </w:pPr>
@@ -8609,6 +8749,7 @@
           </w:tcPr>
           <w:p>
             <w:pPr>
+              <w:keepNext/>
               <w:spacing w:after="0" w:before="0"/>
               <w:jc w:val="left"/>
             </w:pPr>
@@ -8644,6 +8785,7 @@
           </w:tcPr>
           <w:p>
             <w:pPr>
+              <w:keepNext/>
               <w:spacing w:after="0" w:before="0"/>
               <w:jc w:val="left"/>
             </w:pPr>
@@ -8679,6 +8821,7 @@
           </w:tcPr>
           <w:p>
             <w:pPr>
+              <w:keepNext/>
               <w:spacing w:after="0" w:before="0"/>
               <w:jc w:val="center"/>
             </w:pPr>
@@ -8714,6 +8857,7 @@
           </w:tcPr>
           <w:p>
             <w:pPr>
+              <w:keepNext/>
               <w:spacing w:after="0" w:before="0"/>
               <w:jc w:val="left"/>
             </w:pPr>
@@ -8753,6 +8897,7 @@
           </w:tcPr>
           <w:p>
             <w:pPr>
+              <w:keepNext/>
               <w:spacing w:after="0" w:before="0"/>
               <w:jc w:val="left"/>
             </w:pPr>
@@ -8787,6 +8932,7 @@
           </w:tcPr>
           <w:p>
             <w:pPr>
+              <w:keepNext/>
               <w:spacing w:after="0" w:before="0"/>
               <w:jc w:val="left"/>
             </w:pPr>
@@ -8821,6 +8967,7 @@
           </w:tcPr>
           <w:p>
             <w:pPr>
+              <w:keepNext/>
               <w:spacing w:after="0" w:before="0"/>
               <w:jc w:val="left"/>
             </w:pPr>
@@ -8855,6 +9002,7 @@
           </w:tcPr>
           <w:p>
             <w:pPr>
+              <w:keepNext/>
               <w:spacing w:after="0" w:before="0"/>
               <w:jc w:val="center"/>
             </w:pPr>
@@ -8889,6 +9037,7 @@
           </w:tcPr>
           <w:p>
             <w:pPr>
+              <w:keepNext/>
               <w:spacing w:after="0" w:before="0"/>
               <w:jc w:val="left"/>
             </w:pPr>
@@ -9178,6 +9327,7 @@
           </w:tcPr>
           <w:p>
             <w:pPr>
+              <w:keepNext/>
               <w:spacing w:after="0" w:before="0"/>
               <w:jc w:val="left"/>
             </w:pPr>
@@ -9213,6 +9363,7 @@
           </w:tcPr>
           <w:p>
             <w:pPr>
+              <w:keepNext/>
               <w:spacing w:after="0" w:before="0"/>
               <w:jc w:val="left"/>
             </w:pPr>
@@ -9248,6 +9399,7 @@
           </w:tcPr>
           <w:p>
             <w:pPr>
+              <w:keepNext/>
               <w:spacing w:after="0" w:before="0"/>
               <w:jc w:val="left"/>
             </w:pPr>
@@ -9283,6 +9435,7 @@
           </w:tcPr>
           <w:p>
             <w:pPr>
+              <w:keepNext/>
               <w:spacing w:after="0" w:before="0"/>
               <w:jc w:val="right"/>
             </w:pPr>
@@ -9318,6 +9471,7 @@
           </w:tcPr>
           <w:p>
             <w:pPr>
+              <w:keepNext/>
               <w:spacing w:after="0" w:before="0"/>
               <w:jc w:val="right"/>
             </w:pPr>
@@ -9353,6 +9507,7 @@
           </w:tcPr>
           <w:p>
             <w:pPr>
+              <w:keepNext/>
               <w:spacing w:after="0" w:before="0"/>
               <w:jc w:val="left"/>
             </w:pPr>
@@ -9392,6 +9547,7 @@
           </w:tcPr>
           <w:p>
             <w:pPr>
+              <w:keepNext/>
               <w:spacing w:after="0" w:before="0"/>
               <w:jc w:val="left"/>
             </w:pPr>
@@ -9426,6 +9582,7 @@
           </w:tcPr>
           <w:p>
             <w:pPr>
+              <w:keepNext/>
               <w:spacing w:after="0" w:before="0"/>
               <w:jc w:val="left"/>
             </w:pPr>
@@ -9460,6 +9617,7 @@
           </w:tcPr>
           <w:p>
             <w:pPr>
+              <w:keepNext/>
               <w:spacing w:after="0" w:before="0"/>
               <w:jc w:val="left"/>
             </w:pPr>
@@ -9494,6 +9652,7 @@
           </w:tcPr>
           <w:p>
             <w:pPr>
+              <w:keepNext/>
               <w:spacing w:after="0" w:before="0"/>
               <w:jc w:val="right"/>
             </w:pPr>
@@ -9528,6 +9687,7 @@
           </w:tcPr>
           <w:p>
             <w:pPr>
+              <w:keepNext/>
               <w:spacing w:after="0" w:before="0"/>
               <w:jc w:val="right"/>
             </w:pPr>
@@ -9562,6 +9722,7 @@
           </w:tcPr>
           <w:p>
             <w:pPr>
+              <w:keepNext/>
               <w:spacing w:after="0" w:before="0"/>
               <w:jc w:val="left"/>
             </w:pPr>
@@ -9601,6 +9762,7 @@
           </w:tcPr>
           <w:p>
             <w:pPr>
+              <w:keepNext/>
               <w:spacing w:after="0" w:before="0"/>
               <w:jc w:val="left"/>
             </w:pPr>
@@ -9635,6 +9797,7 @@
           </w:tcPr>
           <w:p>
             <w:pPr>
+              <w:keepNext/>
               <w:spacing w:after="0" w:before="0"/>
               <w:jc w:val="left"/>
             </w:pPr>
@@ -9669,6 +9832,7 @@
           </w:tcPr>
           <w:p>
             <w:pPr>
+              <w:keepNext/>
               <w:spacing w:after="0" w:before="0"/>
               <w:jc w:val="left"/>
             </w:pPr>
@@ -9703,6 +9867,7 @@
           </w:tcPr>
           <w:p>
             <w:pPr>
+              <w:keepNext/>
               <w:spacing w:after="0" w:before="0"/>
               <w:jc w:val="right"/>
             </w:pPr>
@@ -9737,6 +9902,7 @@
           </w:tcPr>
           <w:p>
             <w:pPr>
+              <w:keepNext/>
               <w:spacing w:after="0" w:before="0"/>
               <w:jc w:val="right"/>
             </w:pPr>
@@ -9771,6 +9937,7 @@
           </w:tcPr>
           <w:p>
             <w:pPr>
+              <w:keepNext/>
               <w:spacing w:after="0" w:before="0"/>
               <w:jc w:val="left"/>
             </w:pPr>
@@ -10113,6 +10280,7 @@
           </w:tcPr>
           <w:p>
             <w:pPr>
+              <w:keepNext/>
               <w:spacing w:after="0" w:before="0"/>
               <w:jc w:val="left"/>
             </w:pPr>
@@ -10148,6 +10316,7 @@
           </w:tcPr>
           <w:p>
             <w:pPr>
+              <w:keepNext/>
               <w:spacing w:after="0" w:before="0"/>
               <w:jc w:val="left"/>
             </w:pPr>
@@ -10183,6 +10352,7 @@
           </w:tcPr>
           <w:p>
             <w:pPr>
+              <w:keepNext/>
               <w:spacing w:after="0" w:before="0"/>
               <w:jc w:val="right"/>
             </w:pPr>
@@ -10218,6 +10388,7 @@
           </w:tcPr>
           <w:p>
             <w:pPr>
+              <w:keepNext/>
               <w:spacing w:after="0" w:before="0"/>
               <w:jc w:val="right"/>
             </w:pPr>
@@ -10253,6 +10424,7 @@
           </w:tcPr>
           <w:p>
             <w:pPr>
+              <w:keepNext/>
               <w:spacing w:after="0" w:before="0"/>
               <w:jc w:val="right"/>
             </w:pPr>
@@ -10288,6 +10460,7 @@
           </w:tcPr>
           <w:p>
             <w:pPr>
+              <w:keepNext/>
               <w:spacing w:after="0" w:before="0"/>
               <w:jc w:val="right"/>
             </w:pPr>
@@ -10323,6 +10496,7 @@
           </w:tcPr>
           <w:p>
             <w:pPr>
+              <w:keepNext/>
               <w:spacing w:after="0" w:before="0"/>
               <w:jc w:val="right"/>
             </w:pPr>
@@ -10362,6 +10536,7 @@
           </w:tcPr>
           <w:p>
             <w:pPr>
+              <w:keepNext/>
               <w:spacing w:after="0" w:before="0"/>
               <w:jc w:val="left"/>
             </w:pPr>
@@ -10396,6 +10571,7 @@
           </w:tcPr>
           <w:p>
             <w:pPr>
+              <w:keepNext/>
               <w:spacing w:after="0" w:before="0"/>
               <w:jc w:val="left"/>
             </w:pPr>
@@ -10430,6 +10606,7 @@
           </w:tcPr>
           <w:p>
             <w:pPr>
+              <w:keepNext/>
               <w:spacing w:after="0" w:before="0"/>
               <w:jc w:val="right"/>
             </w:pPr>
@@ -10464,6 +10641,7 @@
           </w:tcPr>
           <w:p>
             <w:pPr>
+              <w:keepNext/>
               <w:spacing w:after="0" w:before="0"/>
               <w:jc w:val="right"/>
             </w:pPr>
@@ -10498,6 +10676,7 @@
           </w:tcPr>
           <w:p>
             <w:pPr>
+              <w:keepNext/>
               <w:spacing w:after="0" w:before="0"/>
               <w:jc w:val="right"/>
             </w:pPr>
@@ -10532,6 +10711,7 @@
           </w:tcPr>
           <w:p>
             <w:pPr>
+              <w:keepNext/>
               <w:spacing w:after="0" w:before="0"/>
               <w:jc w:val="right"/>
             </w:pPr>
@@ -10566,6 +10746,7 @@
           </w:tcPr>
           <w:p>
             <w:pPr>
+              <w:keepNext/>
               <w:spacing w:after="0" w:before="0"/>
               <w:jc w:val="right"/>
             </w:pPr>
@@ -10605,6 +10786,7 @@
           </w:tcPr>
           <w:p>
             <w:pPr>
+              <w:keepNext/>
               <w:spacing w:after="0" w:before="0"/>
               <w:jc w:val="left"/>
             </w:pPr>
@@ -10639,6 +10821,7 @@
           </w:tcPr>
           <w:p>
             <w:pPr>
+              <w:keepNext/>
               <w:spacing w:after="0" w:before="0"/>
               <w:jc w:val="left"/>
             </w:pPr>
@@ -10673,6 +10856,7 @@
           </w:tcPr>
           <w:p>
             <w:pPr>
+              <w:keepNext/>
               <w:spacing w:after="0" w:before="0"/>
               <w:jc w:val="right"/>
             </w:pPr>
@@ -10707,6 +10891,7 @@
           </w:tcPr>
           <w:p>
             <w:pPr>
+              <w:keepNext/>
               <w:spacing w:after="0" w:before="0"/>
               <w:jc w:val="right"/>
             </w:pPr>
@@ -10741,6 +10926,7 @@
           </w:tcPr>
           <w:p>
             <w:pPr>
+              <w:keepNext/>
               <w:spacing w:after="0" w:before="0"/>
               <w:jc w:val="right"/>
             </w:pPr>
@@ -10775,6 +10961,7 @@
           </w:tcPr>
           <w:p>
             <w:pPr>
+              <w:keepNext/>
               <w:spacing w:after="0" w:before="0"/>
               <w:jc w:val="right"/>
             </w:pPr>
@@ -10809,6 +10996,7 @@
           </w:tcPr>
           <w:p>
             <w:pPr>
+              <w:keepNext/>
               <w:spacing w:after="0" w:before="0"/>
               <w:jc w:val="right"/>
             </w:pPr>
@@ -10848,6 +11036,7 @@
           </w:tcPr>
           <w:p>
             <w:pPr>
+              <w:keepNext/>
               <w:spacing w:after="0" w:before="0"/>
               <w:jc w:val="left"/>
             </w:pPr>
@@ -10882,6 +11071,7 @@
           </w:tcPr>
           <w:p>
             <w:pPr>
+              <w:keepNext/>
               <w:spacing w:after="0" w:before="0"/>
               <w:jc w:val="left"/>
             </w:pPr>
@@ -10916,6 +11106,7 @@
           </w:tcPr>
           <w:p>
             <w:pPr>
+              <w:keepNext/>
               <w:spacing w:after="0" w:before="0"/>
               <w:jc w:val="right"/>
             </w:pPr>
@@ -10950,6 +11141,7 @@
           </w:tcPr>
           <w:p>
             <w:pPr>
+              <w:keepNext/>
               <w:spacing w:after="0" w:before="0"/>
               <w:jc w:val="right"/>
             </w:pPr>
@@ -10984,6 +11176,7 @@
           </w:tcPr>
           <w:p>
             <w:pPr>
+              <w:keepNext/>
               <w:spacing w:after="0" w:before="0"/>
               <w:jc w:val="right"/>
             </w:pPr>
@@ -11018,6 +11211,7 @@
           </w:tcPr>
           <w:p>
             <w:pPr>
+              <w:keepNext/>
               <w:spacing w:after="0" w:before="0"/>
               <w:jc w:val="right"/>
             </w:pPr>
@@ -11052,6 +11246,7 @@
           </w:tcPr>
           <w:p>
             <w:pPr>
+              <w:keepNext/>
               <w:spacing w:after="0" w:before="0"/>
               <w:jc w:val="right"/>
             </w:pPr>
@@ -11382,6 +11577,7 @@
           </w:tcPr>
           <w:p>
             <w:pPr>
+              <w:keepNext/>
               <w:spacing w:after="0" w:before="0"/>
               <w:jc w:val="left"/>
             </w:pPr>
@@ -11417,6 +11613,7 @@
           </w:tcPr>
           <w:p>
             <w:pPr>
+              <w:keepNext/>
               <w:spacing w:after="0" w:before="0"/>
               <w:jc w:val="right"/>
             </w:pPr>
@@ -11452,6 +11649,7 @@
           </w:tcPr>
           <w:p>
             <w:pPr>
+              <w:keepNext/>
               <w:spacing w:after="0" w:before="0"/>
               <w:jc w:val="right"/>
             </w:pPr>
@@ -11487,6 +11685,7 @@
           </w:tcPr>
           <w:p>
             <w:pPr>
+              <w:keepNext/>
               <w:spacing w:after="0" w:before="0"/>
               <w:jc w:val="right"/>
             </w:pPr>
@@ -11526,6 +11725,7 @@
           </w:tcPr>
           <w:p>
             <w:pPr>
+              <w:keepNext/>
               <w:spacing w:after="0" w:before="0"/>
               <w:jc w:val="left"/>
             </w:pPr>
@@ -11560,6 +11760,7 @@
           </w:tcPr>
           <w:p>
             <w:pPr>
+              <w:keepNext/>
               <w:spacing w:after="0" w:before="0"/>
               <w:jc w:val="right"/>
             </w:pPr>
@@ -11594,6 +11795,7 @@
           </w:tcPr>
           <w:p>
             <w:pPr>
+              <w:keepNext/>
               <w:spacing w:after="0" w:before="0"/>
               <w:jc w:val="right"/>
             </w:pPr>
@@ -11628,6 +11830,7 @@
           </w:tcPr>
           <w:p>
             <w:pPr>
+              <w:keepNext/>
               <w:spacing w:after="0" w:before="0"/>
               <w:jc w:val="right"/>
             </w:pPr>
@@ -11667,6 +11870,7 @@
           </w:tcPr>
           <w:p>
             <w:pPr>
+              <w:keepNext/>
               <w:spacing w:after="0" w:before="0"/>
               <w:jc w:val="left"/>
             </w:pPr>
@@ -11701,6 +11905,7 @@
           </w:tcPr>
           <w:p>
             <w:pPr>
+              <w:keepNext/>
               <w:spacing w:after="0" w:before="0"/>
               <w:jc w:val="right"/>
             </w:pPr>
@@ -11735,6 +11940,7 @@
           </w:tcPr>
           <w:p>
             <w:pPr>
+              <w:keepNext/>
               <w:spacing w:after="0" w:before="0"/>
               <w:jc w:val="right"/>
             </w:pPr>
@@ -11769,6 +11975,7 @@
           </w:tcPr>
           <w:p>
             <w:pPr>
+              <w:keepNext/>
               <w:spacing w:after="0" w:before="0"/>
               <w:jc w:val="right"/>
             </w:pPr>
@@ -12089,6 +12296,7 @@
           </w:tcPr>
           <w:p>
             <w:pPr>
+              <w:keepNext/>
               <w:spacing w:after="0" w:before="0"/>
               <w:jc w:val="center"/>
             </w:pPr>
@@ -12124,6 +12332,7 @@
           </w:tcPr>
           <w:p>
             <w:pPr>
+              <w:keepNext/>
               <w:spacing w:after="0" w:before="0"/>
               <w:jc w:val="left"/>
             </w:pPr>
@@ -12159,6 +12368,7 @@
           </w:tcPr>
           <w:p>
             <w:pPr>
+              <w:keepNext/>
               <w:spacing w:after="0" w:before="0"/>
               <w:jc w:val="center"/>
             </w:pPr>
@@ -12194,6 +12404,7 @@
           </w:tcPr>
           <w:p>
             <w:pPr>
+              <w:keepNext/>
               <w:spacing w:after="0" w:before="0"/>
               <w:jc w:val="center"/>
             </w:pPr>
@@ -12229,6 +12440,7 @@
           </w:tcPr>
           <w:p>
             <w:pPr>
+              <w:keepNext/>
               <w:spacing w:after="0" w:before="0"/>
               <w:jc w:val="left"/>
             </w:pPr>
@@ -12264,6 +12476,7 @@
           </w:tcPr>
           <w:p>
             <w:pPr>
+              <w:keepNext/>
               <w:spacing w:after="0" w:before="0"/>
               <w:jc w:val="left"/>
             </w:pPr>
@@ -12303,6 +12516,7 @@
           </w:tcPr>
           <w:p>
             <w:pPr>
+              <w:keepNext/>
               <w:spacing w:after="0" w:before="0"/>
               <w:jc w:val="center"/>
             </w:pPr>
@@ -12337,6 +12551,7 @@
           </w:tcPr>
           <w:p>
             <w:pPr>
+              <w:keepNext/>
               <w:spacing w:after="0" w:before="0"/>
               <w:jc w:val="left"/>
             </w:pPr>
@@ -12371,6 +12586,7 @@
           </w:tcPr>
           <w:p>
             <w:pPr>
+              <w:keepNext/>
               <w:spacing w:after="0" w:before="0"/>
               <w:jc w:val="center"/>
             </w:pPr>
@@ -12405,6 +12621,7 @@
           </w:tcPr>
           <w:p>
             <w:pPr>
+              <w:keepNext/>
               <w:spacing w:after="0" w:before="0"/>
               <w:jc w:val="center"/>
             </w:pPr>
@@ -12439,6 +12656,7 @@
           </w:tcPr>
           <w:p>
             <w:pPr>
+              <w:keepNext/>
               <w:spacing w:after="0" w:before="0"/>
               <w:jc w:val="left"/>
             </w:pPr>
@@ -12473,6 +12691,7 @@
           </w:tcPr>
           <w:p>
             <w:pPr>
+              <w:keepNext/>
               <w:spacing w:after="0" w:before="0"/>
               <w:jc w:val="left"/>
             </w:pPr>
@@ -12512,6 +12731,7 @@
           </w:tcPr>
           <w:p>
             <w:pPr>
+              <w:keepNext/>
               <w:spacing w:after="0" w:before="0"/>
               <w:jc w:val="center"/>
             </w:pPr>
@@ -12546,6 +12766,7 @@
           </w:tcPr>
           <w:p>
             <w:pPr>
+              <w:keepNext/>
               <w:spacing w:after="0" w:before="0"/>
               <w:jc w:val="left"/>
             </w:pPr>
@@ -12580,6 +12801,7 @@
           </w:tcPr>
           <w:p>
             <w:pPr>
+              <w:keepNext/>
               <w:spacing w:after="0" w:before="0"/>
               <w:jc w:val="center"/>
             </w:pPr>
@@ -12614,6 +12836,7 @@
           </w:tcPr>
           <w:p>
             <w:pPr>
+              <w:keepNext/>
               <w:spacing w:after="0" w:before="0"/>
               <w:jc w:val="center"/>
             </w:pPr>
@@ -12648,6 +12871,7 @@
           </w:tcPr>
           <w:p>
             <w:pPr>
+              <w:keepNext/>
               <w:spacing w:after="0" w:before="0"/>
               <w:jc w:val="left"/>
             </w:pPr>
@@ -12682,6 +12906,7 @@
           </w:tcPr>
           <w:p>
             <w:pPr>
+              <w:keepNext/>
               <w:spacing w:after="0" w:before="0"/>
               <w:jc w:val="left"/>
             </w:pPr>
@@ -12974,6 +13199,7 @@
           </w:tcPr>
           <w:p>
             <w:pPr>
+              <w:keepNext/>
               <w:spacing w:after="0" w:before="0"/>
               <w:jc w:val="center"/>
             </w:pPr>
@@ -13009,6 +13235,7 @@
           </w:tcPr>
           <w:p>
             <w:pPr>
+              <w:keepNext/>
               <w:spacing w:after="0" w:before="0"/>
               <w:jc w:val="left"/>
             </w:pPr>
@@ -13044,6 +13271,7 @@
           </w:tcPr>
           <w:p>
             <w:pPr>
+              <w:keepNext/>
               <w:spacing w:after="0" w:before="0"/>
               <w:jc w:val="left"/>
             </w:pPr>
@@ -13079,6 +13307,7 @@
           </w:tcPr>
           <w:p>
             <w:pPr>
+              <w:keepNext/>
               <w:spacing w:after="0" w:before="0"/>
               <w:jc w:val="left"/>
             </w:pPr>
@@ -13114,6 +13343,7 @@
           </w:tcPr>
           <w:p>
             <w:pPr>
+              <w:keepNext/>
               <w:spacing w:after="0" w:before="0"/>
               <w:jc w:val="left"/>
             </w:pPr>
@@ -13153,6 +13383,7 @@
           </w:tcPr>
           <w:p>
             <w:pPr>
+              <w:keepNext/>
               <w:spacing w:after="0" w:before="0"/>
               <w:jc w:val="center"/>
             </w:pPr>
@@ -13187,6 +13418,7 @@
           </w:tcPr>
           <w:p>
             <w:pPr>
+              <w:keepNext/>
               <w:spacing w:after="0" w:before="0"/>
               <w:jc w:val="left"/>
             </w:pPr>
@@ -13221,6 +13453,7 @@
           </w:tcPr>
           <w:p>
             <w:pPr>
+              <w:keepNext/>
               <w:spacing w:after="0" w:before="0"/>
               <w:jc w:val="left"/>
             </w:pPr>
@@ -13255,6 +13488,7 @@
           </w:tcPr>
           <w:p>
             <w:pPr>
+              <w:keepNext/>
               <w:spacing w:after="0" w:before="0"/>
               <w:jc w:val="left"/>
             </w:pPr>
@@ -13289,6 +13523,7 @@
           </w:tcPr>
           <w:p>
             <w:pPr>
+              <w:keepNext/>
               <w:spacing w:after="0" w:before="0"/>
               <w:jc w:val="left"/>
             </w:pPr>
@@ -13328,6 +13563,7 @@
           </w:tcPr>
           <w:p>
             <w:pPr>
+              <w:keepNext/>
               <w:spacing w:after="0" w:before="0"/>
               <w:jc w:val="center"/>
             </w:pPr>
@@ -13362,6 +13598,7 @@
           </w:tcPr>
           <w:p>
             <w:pPr>
+              <w:keepNext/>
               <w:spacing w:after="0" w:before="0"/>
               <w:jc w:val="left"/>
             </w:pPr>
@@ -13396,6 +13633,7 @@
           </w:tcPr>
           <w:p>
             <w:pPr>
+              <w:keepNext/>
               <w:spacing w:after="0" w:before="0"/>
               <w:jc w:val="left"/>
             </w:pPr>
@@ -13430,6 +13668,7 @@
           </w:tcPr>
           <w:p>
             <w:pPr>
+              <w:keepNext/>
               <w:spacing w:after="0" w:before="0"/>
               <w:jc w:val="left"/>
             </w:pPr>
@@ -13464,6 +13703,7 @@
           </w:tcPr>
           <w:p>
             <w:pPr>
+              <w:keepNext/>
               <w:spacing w:after="0" w:before="0"/>
               <w:jc w:val="left"/>
             </w:pPr>
@@ -13722,6 +13962,7 @@
           </w:tcPr>
           <w:p>
             <w:pPr>
+              <w:keepNext/>
               <w:spacing w:after="0" w:before="0"/>
               <w:jc w:val="left"/>
             </w:pPr>
@@ -13757,6 +13998,7 @@
           </w:tcPr>
           <w:p>
             <w:pPr>
+              <w:keepNext/>
               <w:spacing w:after="0" w:before="0"/>
               <w:jc w:val="right"/>
             </w:pPr>
@@ -13792,6 +14034,7 @@
           </w:tcPr>
           <w:p>
             <w:pPr>
+              <w:keepNext/>
               <w:spacing w:after="0" w:before="0"/>
               <w:jc w:val="center"/>
             </w:pPr>
@@ -13827,6 +14070,7 @@
           </w:tcPr>
           <w:p>
             <w:pPr>
+              <w:keepNext/>
               <w:spacing w:after="0" w:before="0"/>
               <w:jc w:val="left"/>
             </w:pPr>
@@ -13862,6 +14106,7 @@
           </w:tcPr>
           <w:p>
             <w:pPr>
+              <w:keepNext/>
               <w:spacing w:after="0" w:before="0"/>
               <w:jc w:val="left"/>
             </w:pPr>
@@ -13901,6 +14146,7 @@
           </w:tcPr>
           <w:p>
             <w:pPr>
+              <w:keepNext/>
               <w:spacing w:after="0" w:before="0"/>
               <w:jc w:val="left"/>
             </w:pPr>
@@ -13935,6 +14181,7 @@
           </w:tcPr>
           <w:p>
             <w:pPr>
+              <w:keepNext/>
               <w:spacing w:after="0" w:before="0"/>
               <w:jc w:val="right"/>
             </w:pPr>
@@ -13969,6 +14216,7 @@
           </w:tcPr>
           <w:p>
             <w:pPr>
+              <w:keepNext/>
               <w:spacing w:after="0" w:before="0"/>
               <w:jc w:val="center"/>
             </w:pPr>
@@ -14003,6 +14251,7 @@
           </w:tcPr>
           <w:p>
             <w:pPr>
+              <w:keepNext/>
               <w:spacing w:after="0" w:before="0"/>
               <w:jc w:val="left"/>
             </w:pPr>
@@ -14037,6 +14286,7 @@
           </w:tcPr>
           <w:p>
             <w:pPr>
+              <w:keepNext/>
               <w:spacing w:after="0" w:before="0"/>
               <w:jc w:val="left"/>
             </w:pPr>
@@ -14076,6 +14326,7 @@
           </w:tcPr>
           <w:p>
             <w:pPr>
+              <w:keepNext/>
               <w:spacing w:after="0" w:before="0"/>
               <w:jc w:val="left"/>
             </w:pPr>
@@ -14110,6 +14361,7 @@
           </w:tcPr>
           <w:p>
             <w:pPr>
+              <w:keepNext/>
               <w:spacing w:after="0" w:before="0"/>
               <w:jc w:val="right"/>
             </w:pPr>
@@ -14144,6 +14396,7 @@
           </w:tcPr>
           <w:p>
             <w:pPr>
+              <w:keepNext/>
               <w:spacing w:after="0" w:before="0"/>
               <w:jc w:val="center"/>
             </w:pPr>
@@ -14178,6 +14431,7 @@
           </w:tcPr>
           <w:p>
             <w:pPr>
+              <w:keepNext/>
               <w:spacing w:after="0" w:before="0"/>
               <w:jc w:val="left"/>
             </w:pPr>
@@ -14212,6 +14466,7 @@
           </w:tcPr>
           <w:p>
             <w:pPr>
+              <w:keepNext/>
               <w:spacing w:after="0" w:before="0"/>
               <w:jc w:val="left"/>
             </w:pPr>
@@ -14461,6 +14716,7 @@
           </w:tcPr>
           <w:p>
             <w:pPr>
+              <w:keepNext/>
               <w:spacing w:after="0" w:before="0"/>
               <w:jc w:val="center"/>
             </w:pPr>
@@ -14496,6 +14752,7 @@
           </w:tcPr>
           <w:p>
             <w:pPr>
+              <w:keepNext/>
               <w:spacing w:after="0" w:before="0"/>
               <w:jc w:val="left"/>
             </w:pPr>
@@ -14531,6 +14788,7 @@
           </w:tcPr>
           <w:p>
             <w:pPr>
+              <w:keepNext/>
               <w:spacing w:after="0" w:before="0"/>
               <w:jc w:val="left"/>
             </w:pPr>
@@ -14566,6 +14824,7 @@
           </w:tcPr>
           <w:p>
             <w:pPr>
+              <w:keepNext/>
               <w:spacing w:after="0" w:before="0"/>
               <w:jc w:val="left"/>
             </w:pPr>
@@ -14601,6 +14860,7 @@
           </w:tcPr>
           <w:p>
             <w:pPr>
+              <w:keepNext/>
               <w:spacing w:after="0" w:before="0"/>
               <w:jc w:val="left"/>
             </w:pPr>
@@ -14640,6 +14900,7 @@
           </w:tcPr>
           <w:p>
             <w:pPr>
+              <w:keepNext/>
               <w:spacing w:after="0" w:before="0"/>
               <w:jc w:val="center"/>
             </w:pPr>
@@ -14674,6 +14935,7 @@
           </w:tcPr>
           <w:p>
             <w:pPr>
+              <w:keepNext/>
               <w:spacing w:after="0" w:before="0"/>
               <w:jc w:val="left"/>
             </w:pPr>
@@ -14708,6 +14970,7 @@
           </w:tcPr>
           <w:p>
             <w:pPr>
+              <w:keepNext/>
               <w:spacing w:after="0" w:before="0"/>
               <w:jc w:val="left"/>
             </w:pPr>
@@ -14742,6 +15005,7 @@
           </w:tcPr>
           <w:p>
             <w:pPr>
+              <w:keepNext/>
               <w:spacing w:after="0" w:before="0"/>
               <w:jc w:val="left"/>
             </w:pPr>
@@ -14776,6 +15040,7 @@
           </w:tcPr>
           <w:p>
             <w:pPr>
+              <w:keepNext/>
               <w:spacing w:after="0" w:before="0"/>
               <w:jc w:val="left"/>
             </w:pPr>
@@ -14815,6 +15080,7 @@
           </w:tcPr>
           <w:p>
             <w:pPr>
+              <w:keepNext/>
               <w:spacing w:after="0" w:before="0"/>
               <w:jc w:val="center"/>
             </w:pPr>
@@ -14849,6 +15115,7 @@
           </w:tcPr>
           <w:p>
             <w:pPr>
+              <w:keepNext/>
               <w:spacing w:after="0" w:before="0"/>
               <w:jc w:val="left"/>
             </w:pPr>
@@ -14883,6 +15150,7 @@
           </w:tcPr>
           <w:p>
             <w:pPr>
+              <w:keepNext/>
               <w:spacing w:after="0" w:before="0"/>
               <w:jc w:val="left"/>
             </w:pPr>
@@ -14917,6 +15185,7 @@
           </w:tcPr>
           <w:p>
             <w:pPr>
+              <w:keepNext/>
               <w:spacing w:after="0" w:before="0"/>
               <w:jc w:val="left"/>
             </w:pPr>
@@ -14951,6 +15220,7 @@
           </w:tcPr>
           <w:p>
             <w:pPr>
+              <w:keepNext/>
               <w:spacing w:after="0" w:before="0"/>
               <w:jc w:val="left"/>
             </w:pPr>

--- a/informes/ejemplo-sector.docx
+++ b/informes/ejemplo-sector.docx
@@ -15453,7 +15453,7 @@
         <w:t xml:space="preserve">ninguna</w:t>
       </w:r>
       <w:r>
-        <w:t xml:space="preserve"> · Generado el 6 oct 2026.</w:t>
+        <w:t xml:space="preserve"> · Generado el 7 oct 2026.</w:t>
       </w:r>
     </w:p>
     <w:p>

--- a/informes/ejemplo-sector.docx
+++ b/informes/ejemplo-sector.docx
@@ -15453,7 +15453,7 @@
         <w:t xml:space="preserve">ninguna</w:t>
       </w:r>
       <w:r>
-        <w:t xml:space="preserve"> · Generado el 7 oct 2026.</w:t>
+        <w:t xml:space="preserve"> · Generado el 8 oct 2026.</w:t>
       </w:r>
     </w:p>
     <w:p>

--- a/informes/ejemplo-sector.docx
+++ b/informes/ejemplo-sector.docx
@@ -15453,7 +15453,7 @@
         <w:t xml:space="preserve">ninguna</w:t>
       </w:r>
       <w:r>
-        <w:t xml:space="preserve"> · Generado el 8 oct 2026.</w:t>
+        <w:t xml:space="preserve"> · Generado el 14 oct 2026.</w:t>
       </w:r>
     </w:p>
     <w:p>

--- a/informes/ejemplo-sector.docx
+++ b/informes/ejemplo-sector.docx
@@ -15453,7 +15453,7 @@
         <w:t xml:space="preserve">ninguna</w:t>
       </w:r>
       <w:r>
-        <w:t xml:space="preserve"> · Generado el 14 oct 2026.</w:t>
+        <w:t xml:space="preserve"> · Generado el 16 oct 2026.</w:t>
       </w:r>
     </w:p>
     <w:p>

--- a/informes/ejemplo-sector.docx
+++ b/informes/ejemplo-sector.docx
@@ -15453,7 +15453,7 @@
         <w:t xml:space="preserve">ninguna</w:t>
       </w:r>
       <w:r>
-        <w:t xml:space="preserve"> · Generado el 16 oct 2026.</w:t>
+        <w:t xml:space="preserve"> · Generado el 28 oct 2026.</w:t>
       </w:r>
     </w:p>
     <w:p>
